--- a/pr-preview/pr-195/chapters/inclusive-writing.docx
+++ b/pr-preview/pr-195/chapters/inclusive-writing.docx
@@ -15,7 +15,7 @@
         <w:pStyle w:val="Date"/>
       </w:pPr>
       <w:r>
-        <w:t xml:space="preserve">Last modified: 2026-10-14 01:37:07 (PDT)</w:t>
+        <w:t xml:space="preserve">Last modified: 2026-10-14 01:46:34 (PDT)</w:t>
       </w:r>
     </w:p>
     <w:tbl>

--- a/pr-preview/pr-195/chapters/inclusive-writing.docx
+++ b/pr-preview/pr-195/chapters/inclusive-writing.docx
@@ -15,7 +15,7 @@
         <w:pStyle w:val="Date"/>
       </w:pPr>
       <w:r>
-        <w:t xml:space="preserve">Last modified: 2026-10-14 01:46:34 (PDT)</w:t>
+        <w:t xml:space="preserve">Last modified: 2026-10-16 10:25:17 (PDT)</w:t>
       </w:r>
     </w:p>
     <w:tbl>
@@ -761,6 +761,58 @@
                   </w:pPr>
                   <w:r>
                     <w:t xml:space="preserve">more flexible models tend to have lower bias</w:t>
+                  </w:r>
+                </w:p>
+              </w:tc>
+            </w:tr>
+            <w:tr>
+              <w:tc>
+                <w:tcPr/>
+                <w:p>
+                  <w:pPr>
+                    <w:pStyle w:val="Compact"/>
+                    <w:jc w:val="center"/>
+                  </w:pPr>
+                  <w:r>
+                    <w:t xml:space="preserve">this assumption costs nothing</w:t>
+                  </w:r>
+                </w:p>
+              </w:tc>
+              <w:tc>
+                <w:tcPr/>
+                <w:p>
+                  <w:pPr>
+                    <w:pStyle w:val="Compact"/>
+                    <w:jc w:val="center"/>
+                  </w:pPr>
+                  <w:r>
+                    <w:t xml:space="preserve">this assumption loses no generality</w:t>
+                  </w:r>
+                </w:p>
+              </w:tc>
+            </w:tr>
+            <w:tr>
+              <w:tc>
+                <w:tcPr/>
+                <w:p>
+                  <w:pPr>
+                    <w:pStyle w:val="Compact"/>
+                    <w:jc w:val="center"/>
+                  </w:pPr>
+                  <w:r>
+                    <w:t xml:space="preserve">a mean of zero buys one identity</w:t>
+                  </w:r>
+                </w:p>
+              </w:tc>
+              <w:tc>
+                <w:tcPr/>
+                <w:p>
+                  <w:pPr>
+                    <w:pStyle w:val="Compact"/>
+                    <w:jc w:val="center"/>
+                  </w:pPr>
+                  <w:r>
+                    <w:t xml:space="preserve">a mean of zero implies one identity</w:t>
                   </w:r>
                 </w:p>
               </w:tc>
